--- a/Docs/Project Goals.docx
+++ b/Docs/Project Goals.docx
@@ -45,281 +45,9 @@
           <w:sz w:val="27"/>
           <w:szCs w:val="27"/>
         </w:rPr>
-        <w:t>1. Gain hands-on experience managing a cloud service</w:t>
-      </w:r>
-    </w:p>
-    <w:p>
-      <w:pPr>
-        <w:spacing w:before="100" w:beforeAutospacing="1" w:after="100" w:afterAutospacing="1" w:line="240" w:lineRule="auto"/>
-        <w:rPr>
-          <w:rFonts w:eastAsia="Times New Roman" w:cs="Times New Roman"/>
-          <w:szCs w:val="24"/>
-        </w:rPr>
-      </w:pPr>
-      <w:r>
-        <w:rPr>
-          <w:rFonts w:eastAsia="Times New Roman" w:cs="Times New Roman"/>
-          <w:b/>
-          <w:bCs/>
-          <w:szCs w:val="24"/>
-        </w:rPr>
-        <w:t>Goal:</w:t>
-      </w:r>
-      <w:r>
-        <w:rPr>
-          <w:rFonts w:eastAsia="Times New Roman" w:cs="Times New Roman"/>
-          <w:szCs w:val="24"/>
-        </w:rPr>
-        <w:t xml:space="preserve"> Learn how to provision, configure, and maintain cloud-based data storage.</w:t>
-      </w:r>
-    </w:p>
-    <w:p>
-      <w:pPr>
-        <w:spacing w:before="100" w:beforeAutospacing="1" w:after="100" w:afterAutospacing="1" w:line="240" w:lineRule="auto"/>
-        <w:rPr>
-          <w:rFonts w:eastAsia="Times New Roman" w:cs="Times New Roman"/>
-          <w:szCs w:val="24"/>
-        </w:rPr>
-      </w:pPr>
-      <w:r>
-        <w:rPr>
-          <w:rFonts w:eastAsia="Times New Roman" w:cs="Times New Roman"/>
-          <w:b/>
-          <w:bCs/>
-          <w:szCs w:val="24"/>
-        </w:rPr>
-        <w:t>How I’ll achieve this:</w:t>
-      </w:r>
-    </w:p>
-    <w:p>
-      <w:pPr>
-        <w:numPr>
-          <w:ilvl w:val="0"/>
-          <w:numId w:val="3"/>
-        </w:numPr>
-        <w:spacing w:before="100" w:beforeAutospacing="1" w:after="100" w:afterAutospacing="1" w:line="240" w:lineRule="auto"/>
-        <w:rPr>
-          <w:rFonts w:eastAsia="Times New Roman" w:cs="Times New Roman"/>
-          <w:szCs w:val="24"/>
-        </w:rPr>
-      </w:pPr>
-      <w:r>
-        <w:rPr>
-          <w:rFonts w:eastAsia="Times New Roman" w:cs="Times New Roman"/>
-          <w:szCs w:val="24"/>
-        </w:rPr>
-        <w:t xml:space="preserve">Set up and manage an </w:t>
-      </w:r>
-      <w:r>
-        <w:rPr>
-          <w:rFonts w:eastAsia="Times New Roman" w:cs="Times New Roman"/>
-          <w:b/>
-          <w:bCs/>
-          <w:szCs w:val="24"/>
-        </w:rPr>
-        <w:t>AWS S3 bucket</w:t>
-      </w:r>
-      <w:r>
-        <w:rPr>
-          <w:rFonts w:eastAsia="Times New Roman" w:cs="Times New Roman"/>
-          <w:szCs w:val="24"/>
-        </w:rPr>
-        <w:t xml:space="preserve"> to store </w:t>
-      </w:r>
-      <w:r>
-        <w:rPr>
-          <w:rFonts w:eastAsia="Times New Roman" w:cs="Times New Roman"/>
-          <w:i/>
-          <w:iCs/>
-          <w:szCs w:val="24"/>
-        </w:rPr>
-        <w:t>raw data layers</w:t>
-      </w:r>
-      <w:r>
-        <w:rPr>
-          <w:rFonts w:eastAsia="Times New Roman" w:cs="Times New Roman"/>
-          <w:szCs w:val="24"/>
-        </w:rPr>
-        <w:t>.</w:t>
-      </w:r>
-    </w:p>
-    <w:p>
-      <w:pPr>
-        <w:numPr>
-          <w:ilvl w:val="0"/>
-          <w:numId w:val="3"/>
-        </w:numPr>
-        <w:spacing w:before="100" w:beforeAutospacing="1" w:after="100" w:afterAutospacing="1" w:line="240" w:lineRule="auto"/>
-        <w:rPr>
-          <w:rFonts w:eastAsia="Times New Roman" w:cs="Times New Roman"/>
-          <w:szCs w:val="24"/>
-        </w:rPr>
-      </w:pPr>
-      <w:r>
-        <w:rPr>
-          <w:rFonts w:eastAsia="Times New Roman" w:cs="Times New Roman"/>
-          <w:szCs w:val="24"/>
-        </w:rPr>
-        <w:t xml:space="preserve">Create a dedicated </w:t>
-      </w:r>
-      <w:r>
-        <w:rPr>
-          <w:rFonts w:eastAsia="Times New Roman" w:cs="Times New Roman"/>
-          <w:b/>
-          <w:bCs/>
-          <w:szCs w:val="24"/>
-        </w:rPr>
-        <w:t>IAM user</w:t>
-      </w:r>
-      <w:r>
-        <w:rPr>
-          <w:rFonts w:eastAsia="Times New Roman" w:cs="Times New Roman"/>
-          <w:szCs w:val="24"/>
-        </w:rPr>
-        <w:t xml:space="preserve"> and </w:t>
-      </w:r>
-      <w:r>
-        <w:rPr>
-          <w:rFonts w:eastAsia="Times New Roman" w:cs="Times New Roman"/>
-          <w:b/>
-          <w:bCs/>
-          <w:szCs w:val="24"/>
-        </w:rPr>
-        <w:t>access keys</w:t>
-      </w:r>
-      <w:r>
-        <w:rPr>
-          <w:rFonts w:eastAsia="Times New Roman" w:cs="Times New Roman"/>
-          <w:szCs w:val="24"/>
-        </w:rPr>
-        <w:t xml:space="preserve"> with appropriate permissions for secure programmatic access.</w:t>
-      </w:r>
-    </w:p>
-    <w:p>
-      <w:pPr>
-        <w:numPr>
-          <w:ilvl w:val="0"/>
-          <w:numId w:val="3"/>
-        </w:numPr>
-        <w:spacing w:before="100" w:beforeAutospacing="1" w:after="100" w:afterAutospacing="1" w:line="240" w:lineRule="auto"/>
-        <w:rPr>
-          <w:rFonts w:eastAsia="Times New Roman" w:cs="Times New Roman"/>
-          <w:szCs w:val="24"/>
-        </w:rPr>
-      </w:pPr>
-      <w:r>
-        <w:rPr>
-          <w:rFonts w:eastAsia="Times New Roman" w:cs="Times New Roman"/>
-          <w:szCs w:val="24"/>
-        </w:rPr>
-        <w:t xml:space="preserve">Practice </w:t>
-      </w:r>
-      <w:r>
-        <w:rPr>
-          <w:rFonts w:eastAsia="Times New Roman" w:cs="Times New Roman"/>
-          <w:b/>
-          <w:bCs/>
-          <w:szCs w:val="24"/>
-        </w:rPr>
-        <w:t>best practices for cloud organization</w:t>
-      </w:r>
-      <w:r>
-        <w:rPr>
-          <w:rFonts w:eastAsia="Times New Roman" w:cs="Times New Roman"/>
-          <w:szCs w:val="24"/>
-        </w:rPr>
-        <w:t>, such as using clear folder hierarchies and defining lifecycle policies for storage management.</w:t>
-      </w:r>
-    </w:p>
-    <w:p>
-      <w:pPr>
-        <w:numPr>
-          <w:ilvl w:val="0"/>
-          <w:numId w:val="3"/>
-        </w:numPr>
-        <w:spacing w:before="100" w:beforeAutospacing="1" w:after="100" w:afterAutospacing="1" w:line="240" w:lineRule="auto"/>
-        <w:rPr>
-          <w:rFonts w:eastAsia="Times New Roman" w:cs="Times New Roman"/>
-          <w:szCs w:val="24"/>
-        </w:rPr>
-      </w:pPr>
-      <w:r>
-        <w:rPr>
-          <w:rFonts w:eastAsia="Times New Roman" w:cs="Times New Roman"/>
-          <w:szCs w:val="24"/>
-        </w:rPr>
-        <w:t xml:space="preserve">Write and test Python functions that </w:t>
-      </w:r>
-      <w:r>
-        <w:rPr>
-          <w:rFonts w:eastAsia="Times New Roman" w:cs="Times New Roman"/>
-          <w:b/>
-          <w:bCs/>
-          <w:szCs w:val="24"/>
-        </w:rPr>
-        <w:t>upload data to and retrieve data from S3</w:t>
-      </w:r>
-      <w:r>
-        <w:rPr>
-          <w:rFonts w:eastAsia="Times New Roman" w:cs="Times New Roman"/>
-          <w:szCs w:val="24"/>
-        </w:rPr>
-        <w:t xml:space="preserve"> usin</w:t>
-      </w:r>
-      <w:r>
-        <w:rPr>
-          <w:rFonts w:eastAsia="Times New Roman" w:cs="Times New Roman"/>
-          <w:szCs w:val="24"/>
-        </w:rPr>
-        <w:t>g boto3</w:t>
-      </w:r>
-      <w:r>
-        <w:rPr>
-          <w:rFonts w:eastAsia="Times New Roman" w:cs="Times New Roman"/>
-          <w:szCs w:val="24"/>
-        </w:rPr>
-        <w:t>.</w:t>
-      </w:r>
-    </w:p>
-    <w:p>
-      <w:pPr>
-        <w:spacing w:before="100" w:beforeAutospacing="1" w:after="100" w:afterAutospacing="1" w:line="240" w:lineRule="auto"/>
-        <w:rPr>
-          <w:rFonts w:eastAsia="Times New Roman" w:cs="Times New Roman"/>
-          <w:szCs w:val="24"/>
-        </w:rPr>
-      </w:pPr>
-      <w:r>
-        <w:rPr>
-          <w:rFonts w:eastAsia="Times New Roman" w:cs="Times New Roman"/>
-          <w:i/>
-          <w:iCs/>
-          <w:szCs w:val="24"/>
-        </w:rPr>
-        <w:t>Result</w:t>
-      </w:r>
-      <w:r>
-        <w:rPr>
-          <w:rFonts w:eastAsia="Times New Roman" w:cs="Times New Roman"/>
-          <w:i/>
-          <w:iCs/>
-          <w:szCs w:val="24"/>
-        </w:rPr>
-        <w:t>:</w:t>
-      </w:r>
-      <w:r>
-        <w:rPr>
-          <w:rFonts w:eastAsia="Times New Roman" w:cs="Times New Roman"/>
-          <w:szCs w:val="24"/>
-        </w:rPr>
-        <w:br/>
-        <w:t>All ingested data (API pulls) will be stored in the raw layer of S3 first. Each subsequent processing step will move data between layers, giving a real-world sense of cloud data flow.</w:t>
-      </w:r>
-    </w:p>
-    <w:p>
-      <w:pPr>
-        <w:spacing w:before="100" w:beforeAutospacing="1" w:after="100" w:afterAutospacing="1" w:line="240" w:lineRule="auto"/>
-        <w:outlineLvl w:val="2"/>
+        <w:t>1</w:t>
+      </w:r>
+      <w:r>
         <w:rPr>
           <w:rFonts w:eastAsia="Times New Roman" w:cs="Times New Roman"/>
           <w:b/>
@@ -327,16 +55,7 @@
           <w:sz w:val="27"/>
           <w:szCs w:val="27"/>
         </w:rPr>
-      </w:pPr>
-      <w:r>
-        <w:rPr>
-          <w:rFonts w:eastAsia="Times New Roman" w:cs="Times New Roman"/>
-          <w:b/>
-          <w:bCs/>
-          <w:sz w:val="27"/>
-          <w:szCs w:val="27"/>
-        </w:rPr>
-        <w:t>2. Automate data ingestion and pipeline scheduling</w:t>
+        <w:t>. Automate data ingestion and pipeline scheduling</w:t>
       </w:r>
     </w:p>
     <w:p>
@@ -505,7 +224,21 @@
           <w:rFonts w:eastAsia="Times New Roman" w:cs="Times New Roman"/>
           <w:szCs w:val="24"/>
         </w:rPr>
-        <w:t xml:space="preserve"> unmodified API pulls stored in S3.</w:t>
+        <w:t xml:space="preserve"> unmodified API pulls stored in </w:t>
+      </w:r>
+      <w:r>
+        <w:rPr>
+          <w:rFonts w:eastAsia="Times New Roman" w:cs="Times New Roman"/>
+          <w:szCs w:val="24"/>
+        </w:rPr>
+        <w:t>PostgreSQL db</w:t>
+      </w:r>
+      <w:r>
+        <w:rPr>
+          <w:rFonts w:eastAsia="Times New Roman" w:cs="Times New Roman"/>
+          <w:szCs w:val="24"/>
+        </w:rPr>
+        <w:t>.</w:t>
       </w:r>
     </w:p>
     <w:p>
@@ -733,7 +466,17 @@
           <w:sz w:val="27"/>
           <w:szCs w:val="27"/>
         </w:rPr>
-        <w:t>3. Strengthen Python and SQL programming skills</w:t>
+        <w:t>2</w:t>
+      </w:r>
+      <w:r>
+        <w:rPr>
+          <w:rFonts w:eastAsia="Times New Roman" w:cs="Times New Roman"/>
+          <w:b/>
+          <w:bCs/>
+          <w:sz w:val="27"/>
+          <w:szCs w:val="27"/>
+        </w:rPr>
+        <w:t>. Strengthen Python and SQL programming skills</w:t>
       </w:r>
     </w:p>
     <w:p>
@@ -812,7 +555,7 @@
           <w:rFonts w:eastAsia="Times New Roman" w:cs="Times New Roman"/>
           <w:szCs w:val="24"/>
         </w:rPr>
-        <w:t xml:space="preserve"> for all ETL components: API requests, data cleaning, and S3 ingestion.</w:t>
+        <w:t xml:space="preserve"> for all ETL components: API requests, data cleaning, and ingestion.</w:t>
       </w:r>
     </w:p>
     <w:p>
@@ -832,7 +575,6 @@
           <w:rFonts w:eastAsia="Times New Roman" w:cs="Times New Roman"/>
           <w:szCs w:val="24"/>
         </w:rPr>
-        <w:lastRenderedPageBreak/>
         <w:t xml:space="preserve">Use </w:t>
       </w:r>
       <w:r>
@@ -940,7 +682,21 @@
           <w:szCs w:val="24"/>
         </w:rPr>
         <w:br/>
-        <w:t>This ensures my codebase can be reused, versioned, and easily deployed or modified as I scale the project.</w:t>
+        <w:t xml:space="preserve">This ensures my codebase can be reused, versioned, and easily deployed or modified as </w:t>
+      </w:r>
+      <w:r>
+        <w:rPr>
+          <w:rFonts w:eastAsia="Times New Roman" w:cs="Times New Roman"/>
+          <w:szCs w:val="24"/>
+        </w:rPr>
+        <w:t>data increases</w:t>
+      </w:r>
+      <w:r>
+        <w:rPr>
+          <w:rFonts w:eastAsia="Times New Roman" w:cs="Times New Roman"/>
+          <w:szCs w:val="24"/>
+        </w:rPr>
+        <w:t>.</w:t>
       </w:r>
     </w:p>
     <w:p>
@@ -963,7 +719,17 @@
           <w:sz w:val="27"/>
           <w:szCs w:val="27"/>
         </w:rPr>
-        <w:t>4. Develop database management and design skills</w:t>
+        <w:t>3</w:t>
+      </w:r>
+      <w:r>
+        <w:rPr>
+          <w:rFonts w:eastAsia="Times New Roman" w:cs="Times New Roman"/>
+          <w:b/>
+          <w:bCs/>
+          <w:sz w:val="27"/>
+          <w:szCs w:val="27"/>
+        </w:rPr>
+        <w:t>. Develop database management and design skills</w:t>
       </w:r>
     </w:p>
     <w:p>
@@ -1112,6 +878,7 @@
           <w:rFonts w:eastAsia="Times New Roman" w:cs="Times New Roman"/>
           <w:szCs w:val="24"/>
         </w:rPr>
+        <w:lastRenderedPageBreak/>
         <w:t xml:space="preserve">Apply </w:t>
       </w:r>
       <w:r>
@@ -1239,6 +1006,42 @@
     </w:p>
     <w:p>
       <w:pPr>
+        <w:numPr>
+          <w:ilvl w:val="0"/>
+          <w:numId w:val="6"/>
+        </w:numPr>
+        <w:spacing w:before="100" w:beforeAutospacing="1" w:after="100" w:afterAutospacing="1" w:line="240" w:lineRule="auto"/>
+        <w:rPr>
+          <w:rFonts w:eastAsia="Times New Roman" w:cs="Times New Roman"/>
+          <w:szCs w:val="24"/>
+        </w:rPr>
+      </w:pPr>
+      <w:r>
+        <w:rPr>
+          <w:rFonts w:eastAsia="Times New Roman" w:cs="Times New Roman"/>
+          <w:szCs w:val="24"/>
+        </w:rPr>
+        <w:t xml:space="preserve">Study the </w:t>
+      </w:r>
+      <w:r>
+        <w:rPr>
+          <w:rFonts w:eastAsia="Times New Roman" w:cs="Times New Roman"/>
+          <w:b/>
+          <w:bCs/>
+          <w:szCs w:val="24"/>
+        </w:rPr>
+        <w:t>Kimball Data Modeling system</w:t>
+      </w:r>
+      <w:r>
+        <w:rPr>
+          <w:rFonts w:eastAsia="Times New Roman" w:cs="Times New Roman"/>
+          <w:szCs w:val="24"/>
+        </w:rPr>
+        <w:t>, creating dim and fact tables for analysis.</w:t>
+      </w:r>
+    </w:p>
+    <w:p>
+      <w:pPr>
         <w:spacing w:before="100" w:beforeAutospacing="1" w:after="100" w:afterAutospacing="1" w:line="240" w:lineRule="auto"/>
         <w:rPr>
           <w:rFonts w:eastAsia="Times New Roman" w:cs="Times New Roman"/>
@@ -1292,7 +1095,17 @@
           <w:sz w:val="27"/>
           <w:szCs w:val="27"/>
         </w:rPr>
-        <w:t>5. Create advanced visualizations to communicate insights</w:t>
+        <w:t>4</w:t>
+      </w:r>
+      <w:r>
+        <w:rPr>
+          <w:rFonts w:eastAsia="Times New Roman" w:cs="Times New Roman"/>
+          <w:b/>
+          <w:bCs/>
+          <w:sz w:val="27"/>
+          <w:szCs w:val="27"/>
+        </w:rPr>
+        <w:t>. Create advanced visualizations to communicate insights</w:t>
       </w:r>
     </w:p>
     <w:p>
@@ -1482,7 +1295,14 @@
           <w:szCs w:val="24"/>
         </w:rPr>
         <w:br/>
-        <w:t>This will demonstrate full data lifecycle ownership — from ingestion to actionable insight — which is key in both data engineering and analytics roles.</w:t>
+        <w:t>This will demonstrate full data lifecycle ownership from ingestion to a</w:t>
+      </w:r>
+      <w:r>
+        <w:rPr>
+          <w:rFonts w:eastAsia="Times New Roman" w:cs="Times New Roman"/>
+          <w:szCs w:val="24"/>
+        </w:rPr>
+        <w:t>nalysis.</w:t>
       </w:r>
     </w:p>
     <w:p>
@@ -1505,25 +1325,34 @@
           <w:sz w:val="27"/>
           <w:szCs w:val="27"/>
         </w:rPr>
-        <w:t>6. Build strong version control habits</w:t>
-      </w:r>
-    </w:p>
-    <w:p>
-      <w:pPr>
-        <w:spacing w:before="100" w:beforeAutospacing="1" w:after="100" w:afterAutospacing="1" w:line="240" w:lineRule="auto"/>
-        <w:rPr>
-          <w:rFonts w:eastAsia="Times New Roman" w:cs="Times New Roman"/>
-          <w:szCs w:val="24"/>
-        </w:rPr>
-      </w:pPr>
-      <w:r>
-        <w:rPr>
-          <w:rFonts w:eastAsia="Times New Roman" w:cs="Times New Roman"/>
-          <w:b/>
-          <w:bCs/>
-          <w:szCs w:val="24"/>
-        </w:rPr>
-        <w:lastRenderedPageBreak/>
+        <w:t>5</w:t>
+      </w:r>
+      <w:r>
+        <w:rPr>
+          <w:rFonts w:eastAsia="Times New Roman" w:cs="Times New Roman"/>
+          <w:b/>
+          <w:bCs/>
+          <w:sz w:val="27"/>
+          <w:szCs w:val="27"/>
+        </w:rPr>
+        <w:t>. Build strong version control habits</w:t>
+      </w:r>
+    </w:p>
+    <w:p>
+      <w:pPr>
+        <w:spacing w:before="100" w:beforeAutospacing="1" w:after="100" w:afterAutospacing="1" w:line="240" w:lineRule="auto"/>
+        <w:rPr>
+          <w:rFonts w:eastAsia="Times New Roman" w:cs="Times New Roman"/>
+          <w:szCs w:val="24"/>
+        </w:rPr>
+      </w:pPr>
+      <w:r>
+        <w:rPr>
+          <w:rFonts w:eastAsia="Times New Roman" w:cs="Times New Roman"/>
+          <w:b/>
+          <w:bCs/>
+          <w:szCs w:val="24"/>
+        </w:rPr>
         <w:t>Goal:</w:t>
       </w:r>
       <w:r>
@@ -1626,6 +1455,33 @@
     </w:p>
     <w:p>
       <w:pPr>
+        <w:numPr>
+          <w:ilvl w:val="0"/>
+          <w:numId w:val="8"/>
+        </w:numPr>
+        <w:spacing w:before="100" w:beforeAutospacing="1" w:after="100" w:afterAutospacing="1" w:line="240" w:lineRule="auto"/>
+        <w:rPr>
+          <w:rFonts w:eastAsia="Times New Roman" w:cs="Times New Roman"/>
+          <w:szCs w:val="24"/>
+        </w:rPr>
+      </w:pPr>
+      <w:r>
+        <w:rPr>
+          <w:rFonts w:eastAsia="Times New Roman" w:cs="Times New Roman"/>
+          <w:szCs w:val="24"/>
+        </w:rPr>
+        <w:t xml:space="preserve">Practice security standards by keeping api keys secure and stored in the appropriate files </w:t>
+      </w:r>
+      <w:r>
+        <w:rPr>
+          <w:rFonts w:eastAsia="Times New Roman" w:cs="Times New Roman"/>
+          <w:szCs w:val="24"/>
+        </w:rPr>
+        <w:t>when pushed to public github repo.</w:t>
+      </w:r>
+    </w:p>
+    <w:p>
+      <w:pPr>
         <w:spacing w:before="100" w:beforeAutospacing="1" w:after="100" w:afterAutospacing="1" w:line="240" w:lineRule="auto"/>
         <w:rPr>
           <w:rFonts w:eastAsia="Times New Roman" w:cs="Times New Roman"/>
@@ -1639,16 +1495,7 @@
           <w:iCs/>
           <w:szCs w:val="24"/>
         </w:rPr>
-        <w:t>Result</w:t>
-      </w:r>
-      <w:r>
-        <w:rPr>
-          <w:rFonts w:eastAsia="Times New Roman" w:cs="Times New Roman"/>
-          <w:i/>
-          <w:iCs/>
-          <w:szCs w:val="24"/>
-        </w:rPr>
-        <w:t>:</w:t>
+        <w:t>Result:</w:t>
       </w:r>
       <w:r>
         <w:rPr>
@@ -1656,7 +1503,14 @@
           <w:szCs w:val="24"/>
         </w:rPr>
         <w:br/>
-        <w:t>This ensures reproducibility, transparency, and collaboration readiness — exactly what’s expected in modern data teams.</w:t>
+        <w:t>This ensures reproducibility, transparency, and collaboration readiness</w:t>
+      </w:r>
+      <w:r>
+        <w:rPr>
+          <w:rFonts w:eastAsia="Times New Roman" w:cs="Times New Roman"/>
+          <w:szCs w:val="24"/>
+        </w:rPr>
+        <w:t>.</w:t>
       </w:r>
     </w:p>
     <w:p>
@@ -1679,7 +1533,17 @@
           <w:sz w:val="27"/>
           <w:szCs w:val="27"/>
         </w:rPr>
-        <w:t>7. Communicate complex systems clearly</w:t>
+        <w:t>6</w:t>
+      </w:r>
+      <w:r>
+        <w:rPr>
+          <w:rFonts w:eastAsia="Times New Roman" w:cs="Times New Roman"/>
+          <w:b/>
+          <w:bCs/>
+          <w:sz w:val="27"/>
+          <w:szCs w:val="27"/>
+        </w:rPr>
+        <w:t>. Communicate complex systems clearly</w:t>
       </w:r>
     </w:p>
     <w:p>
@@ -1722,6 +1586,7 @@
           <w:bCs/>
           <w:szCs w:val="24"/>
         </w:rPr>
+        <w:lastRenderedPageBreak/>
         <w:t>How I’ll achieve this:</w:t>
       </w:r>
     </w:p>

--- a/Docs/Project Goals.docx
+++ b/Docs/Project Goals.docx
@@ -143,7 +143,16 @@
           <w:bCs/>
           <w:szCs w:val="24"/>
         </w:rPr>
-        <w:t>10 times per day</w:t>
+        <w:t>24</w:t>
+      </w:r>
+      <w:r>
+        <w:rPr>
+          <w:rFonts w:eastAsia="Times New Roman" w:cs="Times New Roman"/>
+          <w:b/>
+          <w:bCs/>
+          <w:szCs w:val="24"/>
+        </w:rPr>
+        <w:t xml:space="preserve"> times per day</w:t>
       </w:r>
       <w:r>
         <w:rPr>
@@ -1695,7 +1704,21 @@
           <w:rFonts w:eastAsia="Times New Roman" w:cs="Times New Roman"/>
           <w:szCs w:val="24"/>
         </w:rPr>
-        <w:t xml:space="preserve"> showing how data moves from the API → S3 → PostgreSQL → visualization.</w:t>
+        <w:t xml:space="preserve"> showing how data moves from the API → </w:t>
+      </w:r>
+      <w:r>
+        <w:rPr>
+          <w:rFonts w:eastAsia="Times New Roman" w:cs="Times New Roman"/>
+          <w:szCs w:val="24"/>
+        </w:rPr>
+        <w:t>Python</w:t>
+      </w:r>
+      <w:r>
+        <w:rPr>
+          <w:rFonts w:eastAsia="Times New Roman" w:cs="Times New Roman"/>
+          <w:szCs w:val="24"/>
+        </w:rPr>
+        <w:t xml:space="preserve"> → PostgreSQL → visualization.</w:t>
       </w:r>
     </w:p>
     <w:p>
